--- a/S1_VCU/TVS_26/Codegen/code_generation_how_to.docx
+++ b/S1_VCU/TVS_26/Codegen/code_generation_how_to.docx
@@ -375,18 +375,6 @@
           </wp:inline>
         </w:drawing>
       </w:r>
-    </w:p>
-    <w:p>
-      <w:pPr>
-        <w:pStyle w:val="ListParagraph"/>
-        <w:numPr>
-          <w:ilvl w:val="0"/>
-          <w:numId w:val="1"/>
-        </w:numPr>
-        <w:rPr>
-          <w:color w:val="FF0000"/>
-        </w:rPr>
-      </w:pPr>
     </w:p>
     <w:p>
       <w:pPr>
@@ -879,7 +867,21 @@
         <w:rPr>
           <w:color w:val="00B050"/>
         </w:rPr>
-        <w:t>Click autodefine Input types</w:t>
+        <w:t xml:space="preserve">Click </w:t>
+      </w:r>
+      <w:proofErr w:type="spellStart"/>
+      <w:r>
+        <w:rPr>
+          <w:color w:val="00B050"/>
+        </w:rPr>
+        <w:t>autodefine</w:t>
+      </w:r>
+      <w:proofErr w:type="spellEnd"/>
+      <w:r>
+        <w:rPr>
+          <w:color w:val="00B050"/>
+        </w:rPr>
+        <w:t xml:space="preserve"> Input types</w:t>
       </w:r>
     </w:p>
     <w:p>
@@ -891,7 +893,15 @@
         </w:numPr>
       </w:pPr>
       <w:r>
-        <w:t>Define dummy inputs for all inputs (for example, in matlab terminal)</w:t>
+        <w:t xml:space="preserve">Define dummy inputs for all inputs (for example, in </w:t>
+      </w:r>
+      <w:proofErr w:type="spellStart"/>
+      <w:r>
+        <w:t>matlab</w:t>
+      </w:r>
+      <w:proofErr w:type="spellEnd"/>
+      <w:r>
+        <w:t xml:space="preserve"> terminal)</w:t>
       </w:r>
     </w:p>
     <w:p>
@@ -1797,8 +1807,16 @@
         <w:rPr>
           <w:color w:val="00B050"/>
         </w:rPr>
-        <w:t>Output file: name it the same as the function from before. Ie: VCU_step</w:t>
-      </w:r>
+        <w:t xml:space="preserve">Output file: name it the same as the function from before. Ie: </w:t>
+      </w:r>
+      <w:proofErr w:type="spellStart"/>
+      <w:r>
+        <w:rPr>
+          <w:color w:val="00B050"/>
+        </w:rPr>
+        <w:t>VCU_step</w:t>
+      </w:r>
+      <w:proofErr w:type="spellEnd"/>
     </w:p>
     <w:p>
       <w:pPr>
@@ -1817,6 +1835,30 @@
         </w:rPr>
         <w:t xml:space="preserve">Hardware board: </w:t>
       </w:r>
+      <w:r>
+        <w:rPr>
+          <w:color w:val="00B050"/>
+        </w:rPr>
+        <w:t>None – select below</w:t>
+      </w:r>
+    </w:p>
+    <w:p>
+      <w:pPr>
+        <w:pStyle w:val="ListParagraph"/>
+        <w:numPr>
+          <w:ilvl w:val="2"/>
+          <w:numId w:val="5"/>
+        </w:numPr>
+        <w:rPr>
+          <w:color w:val="00B050"/>
+        </w:rPr>
+      </w:pPr>
+      <w:r>
+        <w:rPr>
+          <w:color w:val="00B050"/>
+        </w:rPr>
+        <w:t>Choose ARM Compatible, Cortex-M</w:t>
+      </w:r>
     </w:p>
     <w:p>
       <w:pPr>
@@ -2051,7 +2093,21 @@
         <w:rPr>
           <w:color w:val="0070C0"/>
         </w:rPr>
-        <w:t xml:space="preserve">Generate makefile: </w:t>
+        <w:t xml:space="preserve">Generate </w:t>
+      </w:r>
+      <w:proofErr w:type="spellStart"/>
+      <w:r>
+        <w:rPr>
+          <w:color w:val="0070C0"/>
+        </w:rPr>
+        <w:t>makefile</w:t>
+      </w:r>
+      <w:proofErr w:type="spellEnd"/>
+      <w:r>
+        <w:rPr>
+          <w:color w:val="0070C0"/>
+        </w:rPr>
+        <w:t xml:space="preserve">: </w:t>
       </w:r>
       <w:r>
         <w:rPr>
@@ -2137,7 +2193,6 @@
           <w:noProof/>
           <w:color w:val="BF4E14" w:themeColor="accent2" w:themeShade="BF"/>
         </w:rPr>
-        <w:lastRenderedPageBreak/>
         <w:drawing>
           <wp:inline distT="0" distB="0" distL="0" distR="0" wp14:anchorId="229A9429" wp14:editId="36AE1231">
             <wp:extent cx="5943600" cy="4233545"/>
@@ -2669,7 +2724,7 @@
         <w:ind w:left="1440" w:hanging="360"/>
       </w:pPr>
     </w:lvl>
-    <w:lvl w:ilvl="2" w:tplc="FFFFFFFF" w:tentative="1">
+    <w:lvl w:ilvl="2" w:tplc="FFFFFFFF">
       <w:start w:val="1"/>
       <w:numFmt w:val="lowerRoman"/>
       <w:lvlText w:val="%3."/>
